--- a/FASE2/Documentacion/ProyectoBDIII - Entrega Final JKIR.docx
+++ b/FASE2/Documentacion/ProyectoBDIII - Entrega Final JKIR.docx
@@ -22355,7 +22355,6 @@
                 <w:rFonts w:ascii="Consolas" w:hAnsi="Consolas" w:cs="Times New Roman"/>
                 <w:sz w:val="20"/>
                 <w:szCs w:val="20"/>
-                <w:lang w:val="en-US"/>
               </w:rPr>
             </w:pPr>
             <w:r>
@@ -22373,7 +22372,6 @@
                 <w:rFonts w:ascii="Consolas" w:hAnsi="Consolas" w:cs="Times New Roman"/>
                 <w:sz w:val="20"/>
                 <w:szCs w:val="20"/>
-                <w:lang w:val="en-US"/>
               </w:rPr>
               <w:t>precio_unitario</w:t>
             </w:r>
@@ -22383,47 +22381,25 @@
                 <w:rFonts w:ascii="Consolas" w:hAnsi="Consolas" w:cs="Times New Roman"/>
                 <w:sz w:val="20"/>
                 <w:szCs w:val="20"/>
-                <w:lang w:val="en-US"/>
-              </w:rPr>
-              <w:t xml:space="preserve"> </w:t>
-            </w:r>
-            <w:proofErr w:type="gramStart"/>
-            <w:r>
-              <w:rPr>
-                <w:rFonts w:ascii="Consolas" w:hAnsi="Consolas" w:cs="Times New Roman"/>
-                <w:sz w:val="20"/>
-                <w:szCs w:val="20"/>
-                <w:lang w:val="en-US"/>
-              </w:rPr>
-              <w:t>DECIMAL(</w:t>
-            </w:r>
-            <w:proofErr w:type="gramEnd"/>
-            <w:r>
-              <w:rPr>
-                <w:rFonts w:ascii="Consolas" w:hAnsi="Consolas" w:cs="Times New Roman"/>
-                <w:sz w:val="20"/>
-                <w:szCs w:val="20"/>
-                <w:lang w:val="en-US"/>
-              </w:rPr>
-              <w:t>10,2) NOT NULL,</w:t>
-            </w:r>
-          </w:p>
-          <w:p>
-            <w:pPr>
-              <w:jc w:val="both"/>
-              <w:rPr>
-                <w:rFonts w:ascii="Consolas" w:hAnsi="Consolas" w:cs="Times New Roman"/>
-                <w:sz w:val="20"/>
-                <w:szCs w:val="20"/>
-                <w:lang w:val="en-US"/>
-              </w:rPr>
-            </w:pPr>
-            <w:r>
-              <w:rPr>
-                <w:rFonts w:ascii="Consolas" w:hAnsi="Consolas" w:cs="Times New Roman"/>
-                <w:sz w:val="20"/>
-                <w:szCs w:val="20"/>
-                <w:lang w:val="en-US"/>
+              </w:rPr>
+              <w:t xml:space="preserve"> DECIMAL(10,2) NOT NULL,</w:t>
+            </w:r>
+          </w:p>
+          <w:p>
+            <w:pPr>
+              <w:jc w:val="both"/>
+              <w:rPr>
+                <w:rFonts w:ascii="Consolas" w:hAnsi="Consolas" w:cs="Times New Roman"/>
+                <w:sz w:val="20"/>
+                <w:szCs w:val="20"/>
+                <w:lang w:val="en-US"/>
+              </w:rPr>
+            </w:pPr>
+            <w:r>
+              <w:rPr>
+                <w:rFonts w:ascii="Consolas" w:hAnsi="Consolas" w:cs="Times New Roman"/>
+                <w:sz w:val="20"/>
+                <w:szCs w:val="20"/>
               </w:rPr>
               <w:t xml:space="preserve">    </w:t>
             </w:r>
@@ -29862,16 +29838,47 @@
                 <w:rFonts w:cs="Times New Roman"/>
                 <w:sz w:val="20"/>
                 <w:szCs w:val="20"/>
-              </w:rPr>
-            </w:pPr>
+                <w:lang w:val="en-US"/>
+              </w:rPr>
+            </w:pPr>
+            <w:r>
+              <w:rPr>
+                <w:rFonts w:cs="Times New Roman"/>
+                <w:sz w:val="20"/>
+                <w:szCs w:val="20"/>
+                <w:lang w:val="en-US"/>
+              </w:rPr>
+              <w:t>on sistema_</w:t>
+            </w:r>
+            <w:proofErr w:type="gramStart"/>
+            <w:r>
+              <w:rPr>
+                <w:rFonts w:cs="Times New Roman"/>
+                <w:sz w:val="20"/>
+                <w:szCs w:val="20"/>
+                <w:lang w:val="en-US"/>
+              </w:rPr>
+              <w:t>inventario.*</w:t>
+            </w:r>
+            <w:proofErr w:type="gramEnd"/>
+            <w:r>
+              <w:rPr>
+                <w:rFonts w:cs="Times New Roman"/>
+                <w:sz w:val="20"/>
+                <w:szCs w:val="20"/>
+                <w:lang w:val="en-US"/>
+              </w:rPr>
+              <w:t xml:space="preserve"> to </w:t>
+            </w:r>
             <w:proofErr w:type="spellStart"/>
             <w:r>
               <w:rPr>
                 <w:rFonts w:cs="Times New Roman"/>
                 <w:sz w:val="20"/>
                 <w:szCs w:val="20"/>
-              </w:rPr>
-              <w:t>on</w:t>
+                <w:lang w:val="en-US"/>
+              </w:rPr>
+              <w:t>administrador</w:t>
             </w:r>
             <w:proofErr w:type="spellEnd"/>
             <w:r>
@@ -29879,26 +29886,9 @@
                 <w:rFonts w:cs="Times New Roman"/>
                 <w:sz w:val="20"/>
                 <w:szCs w:val="20"/>
-              </w:rPr>
-              <w:t xml:space="preserve"> sistema_inventario.* </w:t>
-            </w:r>
-            <w:proofErr w:type="spellStart"/>
-            <w:r>
-              <w:rPr>
-                <w:rFonts w:cs="Times New Roman"/>
-                <w:sz w:val="20"/>
-                <w:szCs w:val="20"/>
-              </w:rPr>
-              <w:t>to</w:t>
-            </w:r>
-            <w:proofErr w:type="spellEnd"/>
-            <w:r>
-              <w:rPr>
-                <w:rFonts w:cs="Times New Roman"/>
-                <w:sz w:val="20"/>
-                <w:szCs w:val="20"/>
-              </w:rPr>
-              <w:t xml:space="preserve"> administrador;</w:t>
+                <w:lang w:val="en-US"/>
+              </w:rPr>
+              <w:t>;</w:t>
             </w:r>
           </w:p>
         </w:tc>
@@ -29909,6 +29899,7 @@
         <w:jc w:val="both"/>
         <w:rPr>
           <w:rFonts w:cs="Times New Roman"/>
+          <w:lang w:val="en-US"/>
         </w:rPr>
       </w:pPr>
     </w:p>
@@ -29934,34 +29925,59 @@
                 <w:rFonts w:cs="Times New Roman"/>
                 <w:sz w:val="20"/>
                 <w:szCs w:val="20"/>
-              </w:rPr>
-            </w:pPr>
+                <w:lang w:val="en-US"/>
+              </w:rPr>
+            </w:pPr>
+            <w:r>
+              <w:rPr>
+                <w:rFonts w:cs="Times New Roman"/>
+                <w:sz w:val="20"/>
+                <w:szCs w:val="20"/>
+                <w:lang w:val="en-US"/>
+              </w:rPr>
+              <w:t xml:space="preserve">grant select on </w:t>
+            </w:r>
             <w:proofErr w:type="spellStart"/>
             <w:r>
               <w:rPr>
                 <w:rFonts w:cs="Times New Roman"/>
                 <w:sz w:val="20"/>
                 <w:szCs w:val="20"/>
-              </w:rPr>
-              <w:t>grant</w:t>
+                <w:lang w:val="en-US"/>
+              </w:rPr>
+              <w:t>sistema_</w:t>
+            </w:r>
+            <w:proofErr w:type="gramStart"/>
+            <w:r>
+              <w:rPr>
+                <w:rFonts w:cs="Times New Roman"/>
+                <w:sz w:val="20"/>
+                <w:szCs w:val="20"/>
+                <w:lang w:val="en-US"/>
+              </w:rPr>
+              <w:t>inventario.producto</w:t>
             </w:r>
             <w:proofErr w:type="spellEnd"/>
-            <w:r>
-              <w:rPr>
-                <w:rFonts w:cs="Times New Roman"/>
-                <w:sz w:val="20"/>
-                <w:szCs w:val="20"/>
-              </w:rPr>
-              <w:t xml:space="preserve"> </w:t>
+            <w:proofErr w:type="gramEnd"/>
+            <w:r>
+              <w:rPr>
+                <w:rFonts w:cs="Times New Roman"/>
+                <w:sz w:val="20"/>
+                <w:szCs w:val="20"/>
+                <w:lang w:val="en-US"/>
+              </w:rPr>
+              <w:t xml:space="preserve"> to </w:t>
             </w:r>
             <w:proofErr w:type="spellStart"/>
-            <w:r>
-              <w:rPr>
-                <w:rFonts w:cs="Times New Roman"/>
-                <w:sz w:val="20"/>
-                <w:szCs w:val="20"/>
-              </w:rPr>
-              <w:t>select</w:t>
+            <w:proofErr w:type="gramStart"/>
+            <w:r>
+              <w:rPr>
+                <w:rFonts w:cs="Times New Roman"/>
+                <w:sz w:val="20"/>
+                <w:szCs w:val="20"/>
+                <w:lang w:val="en-US"/>
+              </w:rPr>
+              <w:t>operador</w:t>
             </w:r>
             <w:proofErr w:type="spellEnd"/>
             <w:r>
@@ -29969,8 +29985,30 @@
                 <w:rFonts w:cs="Times New Roman"/>
                 <w:sz w:val="20"/>
                 <w:szCs w:val="20"/>
-              </w:rPr>
-              <w:t xml:space="preserve"> </w:t>
+                <w:lang w:val="en-US"/>
+              </w:rPr>
+              <w:t>;</w:t>
+            </w:r>
+            <w:proofErr w:type="gramEnd"/>
+          </w:p>
+          <w:p>
+            <w:pPr>
+              <w:jc w:val="both"/>
+              <w:rPr>
+                <w:rFonts w:cs="Times New Roman"/>
+                <w:sz w:val="20"/>
+                <w:szCs w:val="20"/>
+                <w:lang w:val="en-US"/>
+              </w:rPr>
+            </w:pPr>
+            <w:r>
+              <w:rPr>
+                <w:rFonts w:cs="Times New Roman"/>
+                <w:sz w:val="20"/>
+                <w:szCs w:val="20"/>
+                <w:lang w:val="en-US"/>
+              </w:rPr>
+              <w:t xml:space="preserve">grant select on </w:t>
             </w:r>
             <w:proofErr w:type="spellStart"/>
             <w:r>
@@ -29978,26 +30016,41 @@
                 <w:rFonts w:cs="Times New Roman"/>
                 <w:sz w:val="20"/>
                 <w:szCs w:val="20"/>
-              </w:rPr>
-              <w:t>on</w:t>
+                <w:lang w:val="en-US"/>
+              </w:rPr>
+              <w:t>sistema_</w:t>
+            </w:r>
+            <w:proofErr w:type="gramStart"/>
+            <w:r>
+              <w:rPr>
+                <w:rFonts w:cs="Times New Roman"/>
+                <w:sz w:val="20"/>
+                <w:szCs w:val="20"/>
+                <w:lang w:val="en-US"/>
+              </w:rPr>
+              <w:t>inventario.inventario</w:t>
             </w:r>
             <w:proofErr w:type="spellEnd"/>
-            <w:r>
-              <w:rPr>
-                <w:rFonts w:cs="Times New Roman"/>
-                <w:sz w:val="20"/>
-                <w:szCs w:val="20"/>
-              </w:rPr>
-              <w:t xml:space="preserve"> </w:t>
+            <w:proofErr w:type="gramEnd"/>
+            <w:r>
+              <w:rPr>
+                <w:rFonts w:cs="Times New Roman"/>
+                <w:sz w:val="20"/>
+                <w:szCs w:val="20"/>
+                <w:lang w:val="en-US"/>
+              </w:rPr>
+              <w:t xml:space="preserve"> to </w:t>
             </w:r>
             <w:proofErr w:type="spellStart"/>
-            <w:r>
-              <w:rPr>
-                <w:rFonts w:cs="Times New Roman"/>
-                <w:sz w:val="20"/>
-                <w:szCs w:val="20"/>
-              </w:rPr>
-              <w:t>sistema_inventario.producto</w:t>
+            <w:proofErr w:type="gramStart"/>
+            <w:r>
+              <w:rPr>
+                <w:rFonts w:cs="Times New Roman"/>
+                <w:sz w:val="20"/>
+                <w:szCs w:val="20"/>
+                <w:lang w:val="en-US"/>
+              </w:rPr>
+              <w:t>operador</w:t>
             </w:r>
             <w:proofErr w:type="spellEnd"/>
             <w:r>
@@ -30005,8 +30058,30 @@
                 <w:rFonts w:cs="Times New Roman"/>
                 <w:sz w:val="20"/>
                 <w:szCs w:val="20"/>
-              </w:rPr>
-              <w:t xml:space="preserve"> </w:t>
+                <w:lang w:val="en-US"/>
+              </w:rPr>
+              <w:t>;</w:t>
+            </w:r>
+            <w:proofErr w:type="gramEnd"/>
+          </w:p>
+          <w:p>
+            <w:pPr>
+              <w:jc w:val="both"/>
+              <w:rPr>
+                <w:rFonts w:cs="Times New Roman"/>
+                <w:sz w:val="20"/>
+                <w:szCs w:val="20"/>
+                <w:lang w:val="en-US"/>
+              </w:rPr>
+            </w:pPr>
+            <w:r>
+              <w:rPr>
+                <w:rFonts w:cs="Times New Roman"/>
+                <w:sz w:val="20"/>
+                <w:szCs w:val="20"/>
+                <w:lang w:val="en-US"/>
+              </w:rPr>
+              <w:t xml:space="preserve">grant select on </w:t>
             </w:r>
             <w:proofErr w:type="spellStart"/>
             <w:r>
@@ -30014,36 +30089,41 @@
                 <w:rFonts w:cs="Times New Roman"/>
                 <w:sz w:val="20"/>
                 <w:szCs w:val="20"/>
-              </w:rPr>
-              <w:t>to</w:t>
+                <w:lang w:val="en-US"/>
+              </w:rPr>
+              <w:t>sistema_</w:t>
+            </w:r>
+            <w:proofErr w:type="gramStart"/>
+            <w:r>
+              <w:rPr>
+                <w:rFonts w:cs="Times New Roman"/>
+                <w:sz w:val="20"/>
+                <w:szCs w:val="20"/>
+                <w:lang w:val="en-US"/>
+              </w:rPr>
+              <w:t>inventario.inventario</w:t>
             </w:r>
             <w:proofErr w:type="spellEnd"/>
-            <w:r>
-              <w:rPr>
-                <w:rFonts w:cs="Times New Roman"/>
-                <w:sz w:val="20"/>
-                <w:szCs w:val="20"/>
-              </w:rPr>
-              <w:t xml:space="preserve"> operador;</w:t>
-            </w:r>
-          </w:p>
-          <w:p>
-            <w:pPr>
-              <w:jc w:val="both"/>
-              <w:rPr>
-                <w:rFonts w:cs="Times New Roman"/>
-                <w:sz w:val="20"/>
-                <w:szCs w:val="20"/>
-              </w:rPr>
-            </w:pPr>
+            <w:proofErr w:type="gramEnd"/>
+            <w:r>
+              <w:rPr>
+                <w:rFonts w:cs="Times New Roman"/>
+                <w:sz w:val="20"/>
+                <w:szCs w:val="20"/>
+                <w:lang w:val="en-US"/>
+              </w:rPr>
+              <w:t xml:space="preserve"> to </w:t>
+            </w:r>
             <w:proofErr w:type="spellStart"/>
-            <w:r>
-              <w:rPr>
-                <w:rFonts w:cs="Times New Roman"/>
-                <w:sz w:val="20"/>
-                <w:szCs w:val="20"/>
-              </w:rPr>
-              <w:t>grant</w:t>
+            <w:proofErr w:type="gramStart"/>
+            <w:r>
+              <w:rPr>
+                <w:rFonts w:cs="Times New Roman"/>
+                <w:sz w:val="20"/>
+                <w:szCs w:val="20"/>
+                <w:lang w:val="en-US"/>
+              </w:rPr>
+              <w:t>operador</w:t>
             </w:r>
             <w:proofErr w:type="spellEnd"/>
             <w:r>
@@ -30051,181 +30131,11 @@
                 <w:rFonts w:cs="Times New Roman"/>
                 <w:sz w:val="20"/>
                 <w:szCs w:val="20"/>
-              </w:rPr>
-              <w:t xml:space="preserve"> </w:t>
-            </w:r>
-            <w:proofErr w:type="spellStart"/>
-            <w:r>
-              <w:rPr>
-                <w:rFonts w:cs="Times New Roman"/>
-                <w:sz w:val="20"/>
-                <w:szCs w:val="20"/>
-              </w:rPr>
-              <w:t>select</w:t>
-            </w:r>
-            <w:proofErr w:type="spellEnd"/>
-            <w:r>
-              <w:rPr>
-                <w:rFonts w:cs="Times New Roman"/>
-                <w:sz w:val="20"/>
-                <w:szCs w:val="20"/>
-              </w:rPr>
-              <w:t xml:space="preserve"> </w:t>
-            </w:r>
-            <w:proofErr w:type="spellStart"/>
-            <w:r>
-              <w:rPr>
-                <w:rFonts w:cs="Times New Roman"/>
-                <w:sz w:val="20"/>
-                <w:szCs w:val="20"/>
-              </w:rPr>
-              <w:t>on</w:t>
-            </w:r>
-            <w:proofErr w:type="spellEnd"/>
-            <w:r>
-              <w:rPr>
-                <w:rFonts w:cs="Times New Roman"/>
-                <w:sz w:val="20"/>
-                <w:szCs w:val="20"/>
-              </w:rPr>
-              <w:t xml:space="preserve"> </w:t>
-            </w:r>
-            <w:proofErr w:type="spellStart"/>
-            <w:r>
-              <w:rPr>
-                <w:rFonts w:cs="Times New Roman"/>
-                <w:sz w:val="20"/>
-                <w:szCs w:val="20"/>
-              </w:rPr>
-              <w:t>sistema_inventario.inventario</w:t>
-            </w:r>
-            <w:proofErr w:type="spellEnd"/>
-            <w:r>
-              <w:rPr>
-                <w:rFonts w:cs="Times New Roman"/>
-                <w:sz w:val="20"/>
-                <w:szCs w:val="20"/>
-              </w:rPr>
-              <w:t xml:space="preserve"> </w:t>
-            </w:r>
-            <w:proofErr w:type="spellStart"/>
-            <w:r>
-              <w:rPr>
-                <w:rFonts w:cs="Times New Roman"/>
-                <w:sz w:val="20"/>
-                <w:szCs w:val="20"/>
-              </w:rPr>
-              <w:t>to</w:t>
-            </w:r>
-            <w:proofErr w:type="spellEnd"/>
-            <w:r>
-              <w:rPr>
-                <w:rFonts w:cs="Times New Roman"/>
-                <w:sz w:val="20"/>
-                <w:szCs w:val="20"/>
-              </w:rPr>
-              <w:t xml:space="preserve"> operador;</w:t>
-            </w:r>
-          </w:p>
-          <w:p>
-            <w:pPr>
-              <w:jc w:val="both"/>
-              <w:rPr>
-                <w:rFonts w:cs="Times New Roman"/>
-                <w:sz w:val="20"/>
-                <w:szCs w:val="20"/>
-              </w:rPr>
-            </w:pPr>
-            <w:proofErr w:type="spellStart"/>
-            <w:r>
-              <w:rPr>
-                <w:rFonts w:cs="Times New Roman"/>
-                <w:sz w:val="20"/>
-                <w:szCs w:val="20"/>
-              </w:rPr>
-              <w:t>grant</w:t>
-            </w:r>
-            <w:proofErr w:type="spellEnd"/>
-            <w:r>
-              <w:rPr>
-                <w:rFonts w:cs="Times New Roman"/>
-                <w:sz w:val="20"/>
-                <w:szCs w:val="20"/>
-              </w:rPr>
-              <w:t xml:space="preserve"> </w:t>
-            </w:r>
-            <w:proofErr w:type="spellStart"/>
-            <w:r>
-              <w:rPr>
-                <w:rFonts w:cs="Times New Roman"/>
-                <w:sz w:val="20"/>
-                <w:szCs w:val="20"/>
-              </w:rPr>
-              <w:t>select</w:t>
-            </w:r>
-            <w:proofErr w:type="spellEnd"/>
-            <w:r>
-              <w:rPr>
-                <w:rFonts w:cs="Times New Roman"/>
-                <w:sz w:val="20"/>
-                <w:szCs w:val="20"/>
-              </w:rPr>
-              <w:t xml:space="preserve"> </w:t>
-            </w:r>
-            <w:proofErr w:type="spellStart"/>
-            <w:r>
-              <w:rPr>
-                <w:rFonts w:cs="Times New Roman"/>
-                <w:sz w:val="20"/>
-                <w:szCs w:val="20"/>
-              </w:rPr>
-              <w:t>on</w:t>
-            </w:r>
-            <w:proofErr w:type="spellEnd"/>
-            <w:r>
-              <w:rPr>
-                <w:rFonts w:cs="Times New Roman"/>
-                <w:sz w:val="20"/>
-                <w:szCs w:val="20"/>
-              </w:rPr>
-              <w:t xml:space="preserve"> </w:t>
-            </w:r>
-            <w:proofErr w:type="spellStart"/>
-            <w:r>
-              <w:rPr>
-                <w:rFonts w:cs="Times New Roman"/>
-                <w:sz w:val="20"/>
-                <w:szCs w:val="20"/>
-              </w:rPr>
-              <w:t>sistema_inventario.inventario</w:t>
-            </w:r>
-            <w:proofErr w:type="spellEnd"/>
-            <w:r>
-              <w:rPr>
-                <w:rFonts w:cs="Times New Roman"/>
-                <w:sz w:val="20"/>
-                <w:szCs w:val="20"/>
-              </w:rPr>
-              <w:t xml:space="preserve"> </w:t>
-            </w:r>
-            <w:proofErr w:type="spellStart"/>
-            <w:r>
-              <w:rPr>
-                <w:rFonts w:cs="Times New Roman"/>
-                <w:sz w:val="20"/>
-                <w:szCs w:val="20"/>
-              </w:rPr>
-              <w:t>to</w:t>
-            </w:r>
-            <w:proofErr w:type="spellEnd"/>
-            <w:r>
-              <w:rPr>
-                <w:rFonts w:cs="Times New Roman"/>
-                <w:sz w:val="20"/>
-                <w:szCs w:val="20"/>
-              </w:rPr>
-              <w:t xml:space="preserve"> operador;</w:t>
-            </w:r>
+                <w:lang w:val="en-US"/>
+              </w:rPr>
+              <w:t>;</w:t>
+            </w:r>
+            <w:proofErr w:type="gramEnd"/>
           </w:p>
           <w:p>
             <w:pPr>
@@ -37572,7 +37482,23 @@
             <w:sz w:val="20"/>
             <w:szCs w:val="20"/>
           </w:rPr>
-          <w:t>https://drive.google.com/file/d/1s_4nZvLypeCwkE_duKxsBkvLmRlNEsWc/view</w:t>
+          <w:t>https://drive.google.com/file/d/1s_4nZvLypeCwkE_duKxsBkvLm</w:t>
+        </w:r>
+        <w:r>
+          <w:rPr>
+            <w:rStyle w:val="Hipervnculo"/>
+            <w:sz w:val="20"/>
+            <w:szCs w:val="20"/>
+          </w:rPr>
+          <w:t>R</w:t>
+        </w:r>
+        <w:r>
+          <w:rPr>
+            <w:rStyle w:val="Hipervnculo"/>
+            <w:sz w:val="20"/>
+            <w:szCs w:val="20"/>
+          </w:rPr>
+          <w:t>lNEsWc/view</w:t>
         </w:r>
       </w:hyperlink>
     </w:p>
@@ -37591,6 +37517,52 @@
             <w:szCs w:val="20"/>
           </w:rPr>
           <w:t>https://drive.google.com/file/d/1s_4nZvLypeCwkE_duKxsBkvLmRlNEsWc/view?usp=sharing</w:t>
+        </w:r>
+      </w:hyperlink>
+    </w:p>
+    <w:p>
+      <w:pPr>
+        <w:rPr>
+          <w:sz w:val="20"/>
+          <w:szCs w:val="20"/>
+        </w:rPr>
+      </w:pPr>
+    </w:p>
+    <w:p>
+      <w:pPr>
+        <w:pStyle w:val="Ttulo1"/>
+        <w:rPr>
+          <w:rFonts w:ascii="Times New Roman" w:hAnsi="Times New Roman" w:cs="Times New Roman"/>
+          <w:b/>
+          <w:bCs/>
+          <w:color w:val="auto"/>
+        </w:rPr>
+      </w:pPr>
+      <w:r>
+        <w:rPr>
+          <w:rFonts w:ascii="Times New Roman" w:hAnsi="Times New Roman" w:cs="Times New Roman"/>
+          <w:b/>
+          <w:bCs/>
+          <w:color w:val="auto"/>
+        </w:rPr>
+        <w:t>Repositorio</w:t>
+      </w:r>
+    </w:p>
+    <w:p>
+      <w:pPr>
+        <w:rPr>
+          <w:sz w:val="20"/>
+          <w:szCs w:val="20"/>
+        </w:rPr>
+      </w:pPr>
+      <w:hyperlink r:id="rId38" w:history="1">
+        <w:r>
+          <w:rPr>
+            <w:rStyle w:val="Hipervnculo"/>
+            <w:sz w:val="20"/>
+            <w:szCs w:val="20"/>
+          </w:rPr>
+          <w:t>https://github.com/RafaellMoralesL/Proyecto_Base_Datos_III.git</w:t>
         </w:r>
       </w:hyperlink>
     </w:p>
@@ -41337,6 +41309,18 @@
       <w:bCs/>
     </w:rPr>
   </w:style>
+  <w:style w:type="character" w:styleId="Hipervnculovisitado">
+    <w:name w:val="FollowedHyperlink"/>
+    <w:basedOn w:val="Fuentedeprrafopredeter"/>
+    <w:uiPriority w:val="99"/>
+    <w:semiHidden/>
+    <w:unhideWhenUsed/>
+    <w:rsid w:val="00A153B1"/>
+    <w:rPr>
+      <w:color w:val="96607D" w:themeColor="followedHyperlink"/>
+      <w:u w:val="single"/>
+    </w:rPr>
+  </w:style>
 </w:styles>
 </file>
 
